--- a/docs/GUIDE-INSTALL-ELEVE.docx
+++ b/docs/GUIDE-INSTALL-ELEVE.docx
@@ -623,6 +623,18 @@
     </w:p>
     <w:p>
       <w:pPr>
+        <w:shd w:val="clear" w:fill="FFF4D6"/>
+      </w:pPr>
+      <w:r>
+        <w:rPr>
+          <w:b w:val="0"/>
+          <w:sz w:val="21"/>
+        </w:rPr>
+        <w:t>macOS (Apple Silicon M1/M2/M3) : aucune manipulation Rosetta requise, l'image se construit en natif arm64 ; le premier build peut juste etre un peu plus long. Docker Desktop doit etre ouvert avant de lancer.</w:t>
+      </w:r>
+    </w:p>
+    <w:p>
+      <w:pPr>
         <w:pStyle w:val="Heading1"/>
       </w:pPr>
       <w:r>

--- a/docs/GUIDE-INSTALL-ELEVE.docx
+++ b/docs/GUIDE-INSTALL-ELEVE.docx
@@ -917,6 +917,762 @@
         <w:spacing w:after="80"/>
       </w:pPr>
     </w:p>
+    <w:p>
+      <w:r>
+        <w:br w:type="page"/>
+      </w:r>
+    </w:p>
+    <w:p>
+      <w:pPr>
+        <w:pStyle w:val="Heading1"/>
+      </w:pPr>
+      <w:r>
+        <w:t>Annexes — preparer le poste</w:t>
+      </w:r>
+    </w:p>
+    <w:p>
+      <w:r>
+        <w:t>A faire UNE fois par poste, avant la procedure d'installation. Si une commande echoue, voir l'annexe D (depannage).</w:t>
+      </w:r>
+    </w:p>
+    <w:p>
+      <w:pPr>
+        <w:pStyle w:val="Heading2"/>
+      </w:pPr>
+      <w:r>
+        <w:t>Annexe A — Debloquer PowerShell (Windows)</w:t>
+      </w:r>
+    </w:p>
+    <w:p>
+      <w:r>
+        <w:t>Par defaut, Windows bloque l'execution des scripts .ps1 (ExecutionPolicy = Restricted). Le script install-student.ps1 ne demarrera pas tant que ce n'est pas debloque. Aucun droit administrateur n'est requis pour les methodes ci-dessous.</w:t>
+      </w:r>
+    </w:p>
+    <w:p>
+      <w:r>
+        <w:t>Methode 1 — temporaire, pour la session courante (recommandee). Ouvre PowerShell, puis dans la MEME fenetre :</w:t>
+      </w:r>
+    </w:p>
+    <w:p>
+      <w:pPr>
+        <w:shd w:val="clear" w:fill="F2F2F2"/>
+        <w:spacing w:after="0" w:before="0"/>
+      </w:pPr>
+      <w:r>
+        <w:rPr>
+          <w:rFonts w:ascii="Consolas" w:hAnsi="Consolas"/>
+          <w:sz w:val="19"/>
+        </w:rPr>
+        <w:t>Set-ExecutionPolicy -Scope Process -ExecutionPolicy Bypass</w:t>
+      </w:r>
+    </w:p>
+    <w:p>
+      <w:pPr>
+        <w:shd w:val="clear" w:fill="F2F2F2"/>
+        <w:spacing w:after="0" w:before="0"/>
+      </w:pPr>
+      <w:r>
+        <w:rPr>
+          <w:rFonts w:ascii="Consolas" w:hAnsi="Consolas"/>
+          <w:sz w:val="19"/>
+        </w:rPr>
+        <w:t># puis lance le script dans cette meme fenetre</w:t>
+      </w:r>
+    </w:p>
+    <w:p>
+      <w:pPr>
+        <w:spacing w:after="80"/>
+      </w:pPr>
+    </w:p>
+    <w:p>
+      <w:r>
+        <w:t>Methode 2 — persistante pour ton compte utilisateur :</w:t>
+      </w:r>
+    </w:p>
+    <w:p>
+      <w:pPr>
+        <w:shd w:val="clear" w:fill="F2F2F2"/>
+        <w:spacing w:after="0" w:before="0"/>
+      </w:pPr>
+      <w:r>
+        <w:rPr>
+          <w:rFonts w:ascii="Consolas" w:hAnsi="Consolas"/>
+          <w:sz w:val="19"/>
+        </w:rPr>
+        <w:t>Set-ExecutionPolicy -Scope CurrentUser -ExecutionPolicy RemoteSigned</w:t>
+      </w:r>
+    </w:p>
+    <w:p>
+      <w:pPr>
+        <w:spacing w:after="80"/>
+      </w:pPr>
+    </w:p>
+    <w:p>
+      <w:r>
+        <w:t>Si le fichier a ete telecharge et est marque « bloque » par Windows :</w:t>
+      </w:r>
+    </w:p>
+    <w:p>
+      <w:pPr>
+        <w:shd w:val="clear" w:fill="F2F2F2"/>
+        <w:spacing w:after="0" w:before="0"/>
+      </w:pPr>
+      <w:r>
+        <w:rPr>
+          <w:rFonts w:ascii="Consolas" w:hAnsi="Consolas"/>
+          <w:sz w:val="19"/>
+        </w:rPr>
+        <w:t>Unblock-File .\scripts\install-student.ps1</w:t>
+      </w:r>
+    </w:p>
+    <w:p>
+      <w:pPr>
+        <w:spacing w:after="80"/>
+      </w:pPr>
+    </w:p>
+    <w:p>
+      <w:r>
+        <w:t>Verifier l'etat des politiques par portee :</w:t>
+      </w:r>
+    </w:p>
+    <w:p>
+      <w:pPr>
+        <w:shd w:val="clear" w:fill="F2F2F2"/>
+        <w:spacing w:after="0" w:before="0"/>
+      </w:pPr>
+      <w:r>
+        <w:rPr>
+          <w:rFonts w:ascii="Consolas" w:hAnsi="Consolas"/>
+          <w:sz w:val="19"/>
+        </w:rPr>
+        <w:t>Get-ExecutionPolicy -List</w:t>
+      </w:r>
+    </w:p>
+    <w:p>
+      <w:pPr>
+        <w:spacing w:after="80"/>
+      </w:pPr>
+    </w:p>
+    <w:p>
+      <w:pPr>
+        <w:shd w:val="clear" w:fill="FFF4D6"/>
+      </w:pPr>
+      <w:r>
+        <w:rPr>
+          <w:b w:val="0"/>
+          <w:sz w:val="21"/>
+        </w:rPr>
+        <w:t>Utilise de preference PowerShell 7+ (commande pwsh) plutot que Windows PowerShell 5. Ne lance pas le script « en tant qu'administrateur » : Docker Desktop fonctionne en utilisateur normal.</w:t>
+      </w:r>
+    </w:p>
+    <w:p>
+      <w:pPr>
+        <w:pStyle w:val="Heading2"/>
+      </w:pPr>
+      <w:r>
+        <w:t>Annexe B — Installer Docker</w:t>
+      </w:r>
+    </w:p>
+    <w:p>
+      <w:pPr>
+        <w:pStyle w:val="Heading3"/>
+      </w:pPr>
+      <w:r>
+        <w:t>Windows 10/11</w:t>
+      </w:r>
+    </w:p>
+    <w:p>
+      <w:pPr>
+        <w:pStyle w:val="ListNumber"/>
+      </w:pPr>
+      <w:r>
+        <w:t>Active WSL2 (PowerShell en administrateur), puis redemarre :</w:t>
+      </w:r>
+    </w:p>
+    <w:p>
+      <w:pPr>
+        <w:shd w:val="clear" w:fill="F2F2F2"/>
+        <w:spacing w:after="0" w:before="0"/>
+      </w:pPr>
+      <w:r>
+        <w:rPr>
+          <w:rFonts w:ascii="Consolas" w:hAnsi="Consolas"/>
+          <w:sz w:val="19"/>
+        </w:rPr>
+        <w:t>wsl --install</w:t>
+      </w:r>
+    </w:p>
+    <w:p>
+      <w:pPr>
+        <w:spacing w:after="80"/>
+      </w:pPr>
+    </w:p>
+    <w:p>
+      <w:pPr>
+        <w:pStyle w:val="ListNumber"/>
+      </w:pPr>
+      <w:r>
+        <w:t>Installe Docker Desktop depuis docker.com (backend WSL2 par defaut).</w:t>
+      </w:r>
+    </w:p>
+    <w:p>
+      <w:pPr>
+        <w:pStyle w:val="ListNumber"/>
+      </w:pPr>
+      <w:r>
+        <w:t>Lance Docker Desktop et attends le statut « running » (icone baleine).</w:t>
+      </w:r>
+    </w:p>
+    <w:p>
+      <w:pPr>
+        <w:pStyle w:val="ListNumber"/>
+      </w:pPr>
+      <w:r>
+        <w:t>Verifie dans un terminal :</w:t>
+      </w:r>
+    </w:p>
+    <w:p>
+      <w:pPr>
+        <w:shd w:val="clear" w:fill="F2F2F2"/>
+        <w:spacing w:after="0" w:before="0"/>
+      </w:pPr>
+      <w:r>
+        <w:rPr>
+          <w:rFonts w:ascii="Consolas" w:hAnsi="Consolas"/>
+          <w:sz w:val="19"/>
+        </w:rPr>
+        <w:t>docker run --rm hello-world</w:t>
+      </w:r>
+    </w:p>
+    <w:p>
+      <w:pPr>
+        <w:shd w:val="clear" w:fill="F2F2F2"/>
+        <w:spacing w:after="0" w:before="0"/>
+      </w:pPr>
+      <w:r>
+        <w:rPr>
+          <w:rFonts w:ascii="Consolas" w:hAnsi="Consolas"/>
+          <w:sz w:val="19"/>
+        </w:rPr>
+        <w:t>docker compose version</w:t>
+      </w:r>
+    </w:p>
+    <w:p>
+      <w:pPr>
+        <w:spacing w:after="80"/>
+      </w:pPr>
+    </w:p>
+    <w:p>
+      <w:pPr>
+        <w:shd w:val="clear" w:fill="FFF4D6"/>
+      </w:pPr>
+      <w:r>
+        <w:rPr>
+          <w:b w:val="0"/>
+          <w:sz w:val="21"/>
+        </w:rPr>
+        <w:t>Erreur de virtualisation : active « Virtualization / SVM / VT-x » dans le BIOS/UEFI, et la fonctionnalite Windows « Plateforme de machine virtuelle ».</w:t>
+      </w:r>
+    </w:p>
+    <w:p>
+      <w:pPr>
+        <w:pStyle w:val="Heading3"/>
+      </w:pPr>
+      <w:r>
+        <w:t>macOS</w:t>
+      </w:r>
+    </w:p>
+    <w:p>
+      <w:pPr>
+        <w:pStyle w:val="ListNumber"/>
+      </w:pPr>
+      <w:r>
+        <w:t>Telecharge Docker Desktop pour Mac (choisis la puce : Apple Silicon ou Intel).</w:t>
+      </w:r>
+    </w:p>
+    <w:p>
+      <w:pPr>
+        <w:pStyle w:val="ListNumber"/>
+      </w:pPr>
+      <w:r>
+        <w:t>Glisse Docker dans Applications, lance-le, attends « running ».</w:t>
+      </w:r>
+    </w:p>
+    <w:p>
+      <w:pPr>
+        <w:pStyle w:val="ListNumber"/>
+      </w:pPr>
+      <w:r>
+        <w:t>Verifie :</w:t>
+      </w:r>
+    </w:p>
+    <w:p>
+      <w:pPr>
+        <w:shd w:val="clear" w:fill="F2F2F2"/>
+        <w:spacing w:after="0" w:before="0"/>
+      </w:pPr>
+      <w:r>
+        <w:rPr>
+          <w:rFonts w:ascii="Consolas" w:hAnsi="Consolas"/>
+          <w:sz w:val="19"/>
+        </w:rPr>
+        <w:t>docker run --rm hello-world</w:t>
+      </w:r>
+    </w:p>
+    <w:p>
+      <w:pPr>
+        <w:shd w:val="clear" w:fill="F2F2F2"/>
+        <w:spacing w:after="0" w:before="0"/>
+      </w:pPr>
+      <w:r>
+        <w:rPr>
+          <w:rFonts w:ascii="Consolas" w:hAnsi="Consolas"/>
+          <w:sz w:val="19"/>
+        </w:rPr>
+        <w:t>docker compose version</w:t>
+      </w:r>
+    </w:p>
+    <w:p>
+      <w:pPr>
+        <w:spacing w:after="80"/>
+      </w:pPr>
+    </w:p>
+    <w:p>
+      <w:pPr>
+        <w:pStyle w:val="Heading3"/>
+      </w:pPr>
+      <w:r>
+        <w:t>Linux (Debian / Ubuntu)</w:t>
+      </w:r>
+    </w:p>
+    <w:p>
+      <w:r>
+        <w:t>Installe Docker Engine + le plugin compose v2 (depot officiel Docker), puis ajoute ton utilisateur au groupe docker :</w:t>
+      </w:r>
+    </w:p>
+    <w:p>
+      <w:pPr>
+        <w:shd w:val="clear" w:fill="F2F2F2"/>
+        <w:spacing w:after="0" w:before="0"/>
+      </w:pPr>
+      <w:r>
+        <w:rPr>
+          <w:rFonts w:ascii="Consolas" w:hAnsi="Consolas"/>
+          <w:sz w:val="19"/>
+        </w:rPr>
+        <w:t># suivre https://docs.docker.com/engine/install/ pour le depot apt officiel</w:t>
+      </w:r>
+    </w:p>
+    <w:p>
+      <w:pPr>
+        <w:shd w:val="clear" w:fill="F2F2F2"/>
+        <w:spacing w:after="0" w:before="0"/>
+      </w:pPr>
+      <w:r>
+        <w:rPr>
+          <w:rFonts w:ascii="Consolas" w:hAnsi="Consolas"/>
+          <w:sz w:val="19"/>
+        </w:rPr>
+        <w:t>sudo usermod -aG docker $USER</w:t>
+      </w:r>
+    </w:p>
+    <w:p>
+      <w:pPr>
+        <w:shd w:val="clear" w:fill="F2F2F2"/>
+        <w:spacing w:after="0" w:before="0"/>
+      </w:pPr>
+      <w:r>
+        <w:rPr>
+          <w:rFonts w:ascii="Consolas" w:hAnsi="Consolas"/>
+          <w:sz w:val="19"/>
+        </w:rPr>
+        <w:t># se deconnecter / reconnecter (ou : newgrp docker) pour appliquer le groupe</w:t>
+      </w:r>
+    </w:p>
+    <w:p>
+      <w:pPr>
+        <w:shd w:val="clear" w:fill="F2F2F2"/>
+        <w:spacing w:after="0" w:before="0"/>
+      </w:pPr>
+      <w:r>
+        <w:rPr>
+          <w:rFonts w:ascii="Consolas" w:hAnsi="Consolas"/>
+          <w:sz w:val="19"/>
+        </w:rPr>
+        <w:t>docker compose version</w:t>
+      </w:r>
+    </w:p>
+    <w:p>
+      <w:pPr>
+        <w:spacing w:after="80"/>
+      </w:pPr>
+    </w:p>
+    <w:p>
+      <w:pPr>
+        <w:pStyle w:val="Heading2"/>
+      </w:pPr>
+      <w:r>
+        <w:t>Annexe C — Git et OpenSSL</w:t>
+      </w:r>
+    </w:p>
+    <w:tbl>
+      <w:tblPr>
+        <w:tblStyle w:val="TableGrid"/>
+        <w:tblW w:type="auto" w:w="0"/>
+        <w:tblLook w:firstColumn="1" w:firstRow="1" w:lastColumn="0" w:lastRow="0" w:noHBand="0" w:noVBand="1" w:val="04A0"/>
+      </w:tblPr>
+      <w:tblGrid>
+        <w:gridCol w:w="4819"/>
+        <w:gridCol w:w="4819"/>
+      </w:tblGrid>
+      <w:tr>
+        <w:tc>
+          <w:tcPr>
+            <w:tcW w:type="dxa" w:w="2268"/>
+          </w:tcPr>
+          <w:p>
+            <w:pPr>
+              <w:shd w:val="clear" w:fill="D5E8F0"/>
+            </w:pPr>
+            <w:r/>
+            <w:r>
+              <w:rPr>
+                <w:b/>
+                <w:sz w:val="20"/>
+              </w:rPr>
+              <w:t>Systeme</w:t>
+            </w:r>
+          </w:p>
+        </w:tc>
+        <w:tc>
+          <w:tcPr>
+            <w:tcW w:type="dxa" w:w="7370"/>
+          </w:tcPr>
+          <w:p>
+            <w:pPr>
+              <w:shd w:val="clear" w:fill="D5E8F0"/>
+            </w:pPr>
+            <w:r/>
+            <w:r>
+              <w:rPr>
+                <w:b/>
+                <w:sz w:val="20"/>
+              </w:rPr>
+              <w:t>Commande / source</w:t>
+            </w:r>
+          </w:p>
+        </w:tc>
+      </w:tr>
+      <w:tr>
+        <w:tc>
+          <w:tcPr>
+            <w:tcW w:type="dxa" w:w="2268"/>
+          </w:tcPr>
+          <w:p>
+            <w:r/>
+            <w:r>
+              <w:rPr>
+                <w:sz w:val="20"/>
+              </w:rPr>
+              <w:t>Windows</w:t>
+            </w:r>
+          </w:p>
+        </w:tc>
+        <w:tc>
+          <w:tcPr>
+            <w:tcW w:type="dxa" w:w="7370"/>
+          </w:tcPr>
+          <w:p>
+            <w:r/>
+            <w:r>
+              <w:rPr>
+                <w:sz w:val="20"/>
+              </w:rPr>
+              <w:t>Git for Windows (git-scm.com) — fournit git, openssl et Git Bash</w:t>
+            </w:r>
+          </w:p>
+        </w:tc>
+      </w:tr>
+      <w:tr>
+        <w:tc>
+          <w:tcPr>
+            <w:tcW w:type="dxa" w:w="2268"/>
+          </w:tcPr>
+          <w:p>
+            <w:r/>
+            <w:r>
+              <w:rPr>
+                <w:sz w:val="20"/>
+              </w:rPr>
+              <w:t>macOS</w:t>
+            </w:r>
+          </w:p>
+        </w:tc>
+        <w:tc>
+          <w:tcPr>
+            <w:tcW w:type="dxa" w:w="7370"/>
+          </w:tcPr>
+          <w:p>
+            <w:r/>
+            <w:r>
+              <w:rPr>
+                <w:sz w:val="20"/>
+              </w:rPr>
+              <w:t>xcode-select --install (git) ; openssl deja present</w:t>
+            </w:r>
+          </w:p>
+        </w:tc>
+      </w:tr>
+      <w:tr>
+        <w:tc>
+          <w:tcPr>
+            <w:tcW w:type="dxa" w:w="2268"/>
+          </w:tcPr>
+          <w:p>
+            <w:r/>
+            <w:r>
+              <w:rPr>
+                <w:sz w:val="20"/>
+              </w:rPr>
+              <w:t>Linux</w:t>
+            </w:r>
+          </w:p>
+        </w:tc>
+        <w:tc>
+          <w:tcPr>
+            <w:tcW w:type="dxa" w:w="7370"/>
+          </w:tcPr>
+          <w:p>
+            <w:r/>
+            <w:r>
+              <w:rPr>
+                <w:sz w:val="20"/>
+              </w:rPr>
+              <w:t>sudo apt install git openssl</w:t>
+            </w:r>
+          </w:p>
+        </w:tc>
+      </w:tr>
+    </w:tbl>
+    <w:p>
+      <w:pPr>
+        <w:shd w:val="clear" w:fill="FFF4D6"/>
+      </w:pPr>
+      <w:r>
+        <w:rPr>
+          <w:b w:val="0"/>
+          <w:sz w:val="21"/>
+        </w:rPr>
+        <w:t>Le script genere les jetons avec openssl. Sous Windows, si openssl manque, il bascule sur un generateur .NET integre — aucune action requise.</w:t>
+      </w:r>
+    </w:p>
+    <w:p>
+      <w:pPr>
+        <w:pStyle w:val="Heading2"/>
+      </w:pPr>
+      <w:r>
+        <w:t>Annexe D — Depannage des prerequis</w:t>
+      </w:r>
+    </w:p>
+    <w:tbl>
+      <w:tblPr>
+        <w:tblStyle w:val="TableGrid"/>
+        <w:tblW w:type="auto" w:w="0"/>
+        <w:tblLook w:firstColumn="1" w:firstRow="1" w:lastColumn="0" w:lastRow="0" w:noHBand="0" w:noVBand="1" w:val="04A0"/>
+      </w:tblPr>
+      <w:tblGrid>
+        <w:gridCol w:w="4819"/>
+        <w:gridCol w:w="4819"/>
+      </w:tblGrid>
+      <w:tr>
+        <w:tc>
+          <w:tcPr>
+            <w:tcW w:type="dxa" w:w="3402"/>
+          </w:tcPr>
+          <w:p>
+            <w:pPr>
+              <w:shd w:val="clear" w:fill="D5E8F0"/>
+            </w:pPr>
+            <w:r/>
+            <w:r>
+              <w:rPr>
+                <w:b/>
+                <w:sz w:val="20"/>
+              </w:rPr>
+              <w:t>Symptome</w:t>
+            </w:r>
+          </w:p>
+        </w:tc>
+        <w:tc>
+          <w:tcPr>
+            <w:tcW w:type="dxa" w:w="6236"/>
+          </w:tcPr>
+          <w:p>
+            <w:pPr>
+              <w:shd w:val="clear" w:fill="D5E8F0"/>
+            </w:pPr>
+            <w:r/>
+            <w:r>
+              <w:rPr>
+                <w:b/>
+                <w:sz w:val="20"/>
+              </w:rPr>
+              <w:t>Cause / solution</w:t>
+            </w:r>
+          </w:p>
+        </w:tc>
+      </w:tr>
+      <w:tr>
+        <w:tc>
+          <w:tcPr>
+            <w:tcW w:type="dxa" w:w="3402"/>
+          </w:tcPr>
+          <w:p>
+            <w:r/>
+            <w:r>
+              <w:rPr>
+                <w:sz w:val="20"/>
+              </w:rPr>
+              <w:t>« running scripts is disabled on this system »</w:t>
+            </w:r>
+          </w:p>
+        </w:tc>
+        <w:tc>
+          <w:tcPr>
+            <w:tcW w:type="dxa" w:w="6236"/>
+          </w:tcPr>
+          <w:p>
+            <w:r/>
+            <w:r>
+              <w:rPr>
+                <w:sz w:val="20"/>
+              </w:rPr>
+              <w:t>PowerShell bloque : voir Annexe A (Set-ExecutionPolicy -Scope Process Bypass).</w:t>
+            </w:r>
+          </w:p>
+        </w:tc>
+      </w:tr>
+      <w:tr>
+        <w:tc>
+          <w:tcPr>
+            <w:tcW w:type="dxa" w:w="3402"/>
+          </w:tcPr>
+          <w:p>
+            <w:r/>
+            <w:r>
+              <w:rPr>
+                <w:sz w:val="20"/>
+              </w:rPr>
+              <w:t>« docker : command not found » / « cannot connect to the Docker daemon »</w:t>
+            </w:r>
+          </w:p>
+        </w:tc>
+        <w:tc>
+          <w:tcPr>
+            <w:tcW w:type="dxa" w:w="6236"/>
+          </w:tcPr>
+          <w:p>
+            <w:r/>
+            <w:r>
+              <w:rPr>
+                <w:sz w:val="20"/>
+              </w:rPr>
+              <w:t>Docker Desktop n'est pas demarre, ou (Linux) groupe docker pas applique : ouvre Docker Desktop / reconnecte-toi.</w:t>
+            </w:r>
+          </w:p>
+        </w:tc>
+      </w:tr>
+      <w:tr>
+        <w:tc>
+          <w:tcPr>
+            <w:tcW w:type="dxa" w:w="3402"/>
+          </w:tcPr>
+          <w:p>
+            <w:r/>
+            <w:r>
+              <w:rPr>
+                <w:sz w:val="20"/>
+              </w:rPr>
+              <w:t>Le clone git echoue ou reste bloque</w:t>
+            </w:r>
+          </w:p>
+        </w:tc>
+        <w:tc>
+          <w:tcPr>
+            <w:tcW w:type="dxa" w:w="6236"/>
+          </w:tcPr>
+          <w:p>
+            <w:r/>
+            <w:r>
+              <w:rPr>
+                <w:sz w:val="20"/>
+              </w:rPr>
+              <w:t>Proxy ou pare-feu d'entreprise : configure git (http.proxy) ou utilise un reseau ouvert pour le clone.</w:t>
+            </w:r>
+          </w:p>
+        </w:tc>
+      </w:tr>
+      <w:tr>
+        <w:tc>
+          <w:tcPr>
+            <w:tcW w:type="dxa" w:w="3402"/>
+          </w:tcPr>
+          <w:p>
+            <w:r/>
+            <w:r>
+              <w:rPr>
+                <w:sz w:val="20"/>
+              </w:rPr>
+              <w:t>Le build s'arrete au telechargement d'images</w:t>
+            </w:r>
+          </w:p>
+        </w:tc>
+        <w:tc>
+          <w:tcPr>
+            <w:tcW w:type="dxa" w:w="6236"/>
+          </w:tcPr>
+          <w:p>
+            <w:r/>
+            <w:r>
+              <w:rPr>
+                <w:sz w:val="20"/>
+              </w:rPr>
+              <w:t>Proxy Docker : configure le proxy dans Docker Desktop (Settings &gt; Resources &gt; Proxies).</w:t>
+            </w:r>
+          </w:p>
+        </w:tc>
+      </w:tr>
+      <w:tr>
+        <w:tc>
+          <w:tcPr>
+            <w:tcW w:type="dxa" w:w="3402"/>
+          </w:tcPr>
+          <w:p>
+            <w:r/>
+            <w:r>
+              <w:rPr>
+                <w:sz w:val="20"/>
+              </w:rPr>
+              <w:t>docker compose version affiche v1.x</w:t>
+            </w:r>
+          </w:p>
+        </w:tc>
+        <w:tc>
+          <w:tcPr>
+            <w:tcW w:type="dxa" w:w="6236"/>
+          </w:tcPr>
+          <w:p>
+            <w:r/>
+            <w:r>
+              <w:rPr>
+                <w:sz w:val="20"/>
+              </w:rPr>
+              <w:t>Plugin compose v2 absent : installe docker compose v2 (docker-compose-plugin).</w:t>
+            </w:r>
+          </w:p>
+        </w:tc>
+      </w:tr>
+    </w:tbl>
     <w:sectPr>
       <w:pgSz w:w="11906" w:h="16838"/>
       <w:pgMar w:top="1134" w:right="1134" w:bottom="1134" w:left="1134" w:header="720" w:footer="720" w:gutter="0"/>

--- a/docs/GUIDE-INSTALL-ELEVE.docx
+++ b/docs/GUIDE-INSTALL-ELEVE.docx
@@ -43,58 +43,6 @@
     <w:p>
       <w:r>
         <w:t>JuiceLab fait tourner OWASP Juice Shop (la plateforme du TD) sur ton propre poste. Pendant que tu joues, ton poste envoie ta progression au dashboard du professeur, qui suit toute la cohorte en temps reel. Tu n'ouvres jamais le dashboard toi-meme.</w:t>
-      </w:r>
-    </w:p>
-    <w:p>
-      <w:pPr>
-        <w:jc w:val="center"/>
-      </w:pPr>
-      <w:r>
-        <w:drawing>
-          <wp:inline xmlns:a="http://schemas.openxmlformats.org/drawingml/2006/main" xmlns:pic="http://schemas.openxmlformats.org/drawingml/2006/picture">
-            <wp:extent cx="5669280" cy="10011707"/>
-            <wp:docPr id="1" name="Picture 1"/>
-            <wp:cNvGraphicFramePr>
-              <a:graphicFrameLocks noChangeAspect="1"/>
-            </wp:cNvGraphicFramePr>
-            <a:graphic>
-              <a:graphicData uri="http://schemas.openxmlformats.org/drawingml/2006/picture">
-                <pic:pic>
-                  <pic:nvPicPr>
-                    <pic:cNvPr id="0" name="scenario4.png"/>
-                    <pic:cNvPicPr/>
-                  </pic:nvPicPr>
-                  <pic:blipFill>
-                    <a:blip r:embed="rId9"/>
-                    <a:stretch>
-                      <a:fillRect/>
-                    </a:stretch>
-                  </pic:blipFill>
-                  <pic:spPr>
-                    <a:xfrm>
-                      <a:off x="0" y="0"/>
-                      <a:ext cx="5669280" cy="10011707"/>
-                    </a:xfrm>
-                    <a:prstGeom prst="rect"/>
-                  </pic:spPr>
-                </pic:pic>
-              </a:graphicData>
-            </a:graphic>
-          </wp:inline>
-        </w:drawing>
-      </w:r>
-    </w:p>
-    <w:p>
-      <w:pPr>
-        <w:jc w:val="center"/>
-      </w:pPr>
-      <w:r>
-        <w:rPr>
-          <w:i/>
-          <w:color w:val="222222"/>
-          <w:sz w:val="18"/>
-        </w:rPr>
-        <w:t>Ton poste pousse ses events vers le dashboard du prof (scenario 4).</w:t>
       </w:r>
     </w:p>
     <w:p>
@@ -451,7 +399,7 @@
               <w:rPr>
                 <w:sz w:val="20"/>
               </w:rPr>
-              <w:t>Docker Engine + plugin docker compose v2 + git + openssl</w:t>
+              <w:t>Docker Engine + docker compose v2 + git + openssl (voir Annexe B)</w:t>
             </w:r>
           </w:p>
         </w:tc>
@@ -1247,7 +1195,12 @@
     </w:p>
     <w:p>
       <w:r>
-        <w:t>Installe Docker Engine + le plugin compose v2 (depot officiel Docker), puis ajoute ton utilisateur au groupe docker :</w:t>
+        <w:t>Deux methodes mutuellement exclusives. Choisis l'une OU l'autre.</w:t>
+      </w:r>
+    </w:p>
+    <w:p>
+      <w:r>
+        <w:t>Methode A — paquets de la distribution (recommandee pour un TD) :</w:t>
       </w:r>
     </w:p>
     <w:p>
@@ -1260,7 +1213,20 @@
           <w:rFonts w:ascii="Consolas" w:hAnsi="Consolas"/>
           <w:sz w:val="19"/>
         </w:rPr>
-        <w:t># suivre https://docs.docker.com/engine/install/ pour le depot apt officiel</w:t>
+        <w:t>sudo apt update</w:t>
+      </w:r>
+    </w:p>
+    <w:p>
+      <w:pPr>
+        <w:shd w:val="clear" w:fill="F2F2F2"/>
+        <w:spacing w:after="0" w:before="0"/>
+      </w:pPr>
+      <w:r>
+        <w:rPr>
+          <w:rFonts w:ascii="Consolas" w:hAnsi="Consolas"/>
+          <w:sz w:val="19"/>
+        </w:rPr>
+        <w:t>sudo apt install -y docker-compose-v2</w:t>
       </w:r>
     </w:p>
     <w:p>
@@ -1286,7 +1252,7 @@
           <w:rFonts w:ascii="Consolas" w:hAnsi="Consolas"/>
           <w:sz w:val="19"/>
         </w:rPr>
-        <w:t># se deconnecter / reconnecter (ou : newgrp docker) pour appliquer le groupe</w:t>
+        <w:t>newgrp docker   # ou se deconnecter puis se reconnecter</w:t>
       </w:r>
     </w:p>
     <w:p>
@@ -1306,6 +1272,106 @@
       <w:pPr>
         <w:spacing w:after="80"/>
       </w:pPr>
+    </w:p>
+    <w:p>
+      <w:r>
+        <w:t>Methode B — depot officiel Docker (si tu veux la derniere version) :</w:t>
+      </w:r>
+    </w:p>
+    <w:p>
+      <w:pPr>
+        <w:shd w:val="clear" w:fill="F2F2F2"/>
+        <w:spacing w:after="0" w:before="0"/>
+      </w:pPr>
+      <w:r>
+        <w:rPr>
+          <w:rFonts w:ascii="Consolas" w:hAnsi="Consolas"/>
+          <w:sz w:val="19"/>
+        </w:rPr>
+        <w:t># configurer le depot officiel : https://docs.docker.com/engine/install/ubuntu/</w:t>
+      </w:r>
+    </w:p>
+    <w:p>
+      <w:pPr>
+        <w:shd w:val="clear" w:fill="F2F2F2"/>
+        <w:spacing w:after="0" w:before="0"/>
+      </w:pPr>
+      <w:r>
+        <w:rPr>
+          <w:rFonts w:ascii="Consolas" w:hAnsi="Consolas"/>
+          <w:sz w:val="19"/>
+        </w:rPr>
+        <w:t>sudo apt install -y docker-ce docker-ce-cli containerd.io \</w:t>
+      </w:r>
+    </w:p>
+    <w:p>
+      <w:pPr>
+        <w:shd w:val="clear" w:fill="F2F2F2"/>
+        <w:spacing w:after="0" w:before="0"/>
+      </w:pPr>
+      <w:r>
+        <w:rPr>
+          <w:rFonts w:ascii="Consolas" w:hAnsi="Consolas"/>
+          <w:sz w:val="19"/>
+        </w:rPr>
+        <w:t xml:space="preserve">    docker-buildx-plugin docker-compose-plugin</w:t>
+      </w:r>
+    </w:p>
+    <w:p>
+      <w:pPr>
+        <w:shd w:val="clear" w:fill="F2F2F2"/>
+        <w:spacing w:after="0" w:before="0"/>
+      </w:pPr>
+      <w:r>
+        <w:rPr>
+          <w:rFonts w:ascii="Consolas" w:hAnsi="Consolas"/>
+          <w:sz w:val="19"/>
+        </w:rPr>
+        <w:t>sudo usermod -aG docker $USER</w:t>
+      </w:r>
+    </w:p>
+    <w:p>
+      <w:pPr>
+        <w:shd w:val="clear" w:fill="F2F2F2"/>
+        <w:spacing w:after="0" w:before="0"/>
+      </w:pPr>
+      <w:r>
+        <w:rPr>
+          <w:rFonts w:ascii="Consolas" w:hAnsi="Consolas"/>
+          <w:sz w:val="19"/>
+        </w:rPr>
+        <w:t>newgrp docker</w:t>
+      </w:r>
+    </w:p>
+    <w:p>
+      <w:pPr>
+        <w:shd w:val="clear" w:fill="F2F2F2"/>
+        <w:spacing w:after="0" w:before="0"/>
+      </w:pPr>
+      <w:r>
+        <w:rPr>
+          <w:rFonts w:ascii="Consolas" w:hAnsi="Consolas"/>
+          <w:sz w:val="19"/>
+        </w:rPr>
+        <w:t>docker compose version</w:t>
+      </w:r>
+    </w:p>
+    <w:p>
+      <w:pPr>
+        <w:spacing w:after="80"/>
+      </w:pPr>
+    </w:p>
+    <w:p>
+      <w:pPr>
+        <w:shd w:val="clear" w:fill="FFF4D6"/>
+      </w:pPr>
+      <w:r>
+        <w:rPr>
+          <w:b w:val="0"/>
+          <w:sz w:val="21"/>
+        </w:rPr>
+        <w:t>Les deux paquets sont mutuellement exclusifs. Sur Ubuntu 25.04+, utilise la methode A (docker-compose-v2). Ne melange jamais les deux.</w:t>
+      </w:r>
     </w:p>
     <w:p>
       <w:pPr>
@@ -1653,7 +1719,7 @@
               <w:rPr>
                 <w:sz w:val="20"/>
               </w:rPr>
-              <w:t>docker compose version affiche v1.x</w:t>
+              <w:t>docker compose version affiche v1.x ou commande introuvable</w:t>
             </w:r>
           </w:p>
         </w:tc>
@@ -1667,7 +1733,7 @@
               <w:rPr>
                 <w:sz w:val="20"/>
               </w:rPr>
-              <w:t>Plugin compose v2 absent : installe docker compose v2 (docker-compose-plugin).</w:t>
+              <w:t>Plugin compose v2 absent. Ubuntu/Debian standard : sudo apt install docker-compose-v2. Depot officiel Docker : sudo apt install docker-compose-plugin. Ne pas installer les deux (conflit).</w:t>
             </w:r>
           </w:p>
         </w:tc>

--- a/docs/GUIDE-INSTALL-ELEVE.docx
+++ b/docs/GUIDE-INSTALL-ELEVE.docx
@@ -622,6 +622,30 @@
       <w:pPr>
         <w:spacing w:after="80"/>
       </w:pPr>
+    </w:p>
+    <w:p>
+      <w:pPr>
+        <w:shd w:val="clear" w:fill="FFF4D6"/>
+      </w:pPr>
+      <w:r>
+        <w:rPr>
+          <w:b w:val="0"/>
+          <w:sz w:val="21"/>
+        </w:rPr>
+        <w:t>Tu vois « Connecte-toi a Juice Shop » ? C'est normal avant le login. Va sur /#/register, cree un compte, connecte-toi, puis reviens ici — le panneau s'affiche automatiquement.</w:t>
+      </w:r>
+    </w:p>
+    <w:p>
+      <w:pPr>
+        <w:shd w:val="clear" w:fill="FFF4D6"/>
+      </w:pPr>
+      <w:r>
+        <w:rPr>
+          <w:b w:val="0"/>
+          <w:sz w:val="21"/>
+        </w:rPr>
+        <w:t>Le script affiche « !!! Dashboard prof injoignable » ? Normal si le prof n'a pas encore lance son dashboard ou que tu n'es pas sur le meme reseau. L'installation est reussie : les events partiront des que le dashboard sera disponible.</w:t>
+      </w:r>
     </w:p>
     <w:p>
       <w:pPr>

--- a/docs/GUIDE-INSTALL-ELEVE.docx
+++ b/docs/GUIDE-INSTALL-ELEVE.docx
@@ -658,6 +658,174 @@
     <w:p>
       <w:r>
         <w:t>Des que tu reveles un indice ou resous un challenge, ta progression remonte automatiquement chez le prof.</w:t>
+      </w:r>
+    </w:p>
+    <w:tbl>
+      <w:tblPr>
+        <w:tblStyle w:val="TableGrid"/>
+        <w:tblW w:type="auto" w:w="0"/>
+        <w:tblLook w:firstColumn="1" w:firstRow="1" w:lastColumn="0" w:lastRow="0" w:noHBand="0" w:noVBand="1" w:val="04A0"/>
+      </w:tblPr>
+      <w:tblGrid>
+        <w:gridCol w:w="3213"/>
+        <w:gridCol w:w="3213"/>
+        <w:gridCol w:w="3213"/>
+      </w:tblGrid>
+      <w:tr>
+        <w:tc>
+          <w:tcPr>
+            <w:tcW w:type="dxa" w:w="2268"/>
+          </w:tcPr>
+          <w:p>
+            <w:pPr>
+              <w:shd w:val="clear" w:fill="D5E8F0"/>
+            </w:pPr>
+            <w:r/>
+            <w:r>
+              <w:rPr>
+                <w:b/>
+                <w:sz w:val="20"/>
+              </w:rPr>
+              <w:t>Identifiant</w:t>
+            </w:r>
+          </w:p>
+        </w:tc>
+        <w:tc>
+          <w:tcPr>
+            <w:tcW w:type="dxa" w:w="3685"/>
+          </w:tcPr>
+          <w:p>
+            <w:pPr>
+              <w:shd w:val="clear" w:fill="D5E8F0"/>
+            </w:pPr>
+            <w:r/>
+            <w:r>
+              <w:rPr>
+                <w:b/>
+                <w:sz w:val="20"/>
+              </w:rPr>
+              <w:t>Origine</w:t>
+            </w:r>
+          </w:p>
+        </w:tc>
+        <w:tc>
+          <w:tcPr>
+            <w:tcW w:type="dxa" w:w="3685"/>
+          </w:tcPr>
+          <w:p>
+            <w:pPr>
+              <w:shd w:val="clear" w:fill="D5E8F0"/>
+            </w:pPr>
+            <w:r/>
+            <w:r>
+              <w:rPr>
+                <w:b/>
+                <w:sz w:val="20"/>
+              </w:rPr>
+              <w:t>Role</w:t>
+            </w:r>
+          </w:p>
+        </w:tc>
+      </w:tr>
+      <w:tr>
+        <w:tc>
+          <w:tcPr>
+            <w:tcW w:type="dxa" w:w="2268"/>
+          </w:tcPr>
+          <w:p>
+            <w:r/>
+            <w:r>
+              <w:rPr>
+                <w:sz w:val="20"/>
+              </w:rPr>
+              <w:t>Label (-l fabrice)</w:t>
+            </w:r>
+          </w:p>
+        </w:tc>
+        <w:tc>
+          <w:tcPr>
+            <w:tcW w:type="dxa" w:w="3685"/>
+          </w:tcPr>
+          <w:p>
+            <w:r/>
+            <w:r>
+              <w:rPr>
+                <w:sz w:val="20"/>
+              </w:rPr>
+              <w:t>docker/.env, defini par le prof a l'install</w:t>
+            </w:r>
+          </w:p>
+        </w:tc>
+        <w:tc>
+          <w:tcPr>
+            <w:tcW w:type="dxa" w:w="3685"/>
+          </w:tcPr>
+          <w:p>
+            <w:r/>
+            <w:r>
+              <w:rPr>
+                <w:sz w:val="20"/>
+              </w:rPr>
+              <w:t>Identifie ton poste dans la matrice cohorte — fixe, independant de Juice Shop</w:t>
+            </w:r>
+          </w:p>
+        </w:tc>
+      </w:tr>
+      <w:tr>
+        <w:tc>
+          <w:tcPr>
+            <w:tcW w:type="dxa" w:w="2268"/>
+          </w:tcPr>
+          <w:p>
+            <w:r/>
+            <w:r>
+              <w:rPr>
+                <w:sz w:val="20"/>
+              </w:rPr>
+              <w:t>Email Juice Shop</w:t>
+            </w:r>
+          </w:p>
+        </w:tc>
+        <w:tc>
+          <w:tcPr>
+            <w:tcW w:type="dxa" w:w="3685"/>
+          </w:tcPr>
+          <w:p>
+            <w:r/>
+            <w:r>
+              <w:rPr>
+                <w:sz w:val="20"/>
+              </w:rPr>
+              <w:t>Compte cree sur /#/register</w:t>
+            </w:r>
+          </w:p>
+        </w:tc>
+        <w:tc>
+          <w:tcPr>
+            <w:tcW w:type="dxa" w:w="3685"/>
+          </w:tcPr>
+          <w:p>
+            <w:r/>
+            <w:r>
+              <w:rPr>
+                <w:sz w:val="20"/>
+              </w:rPr>
+              <w:t>Deverrouille le panneau JuiceLab — peut etre n'importe quelle adresse</w:t>
+            </w:r>
+          </w:p>
+        </w:tc>
+      </w:tr>
+    </w:tbl>
+    <w:p>
+      <w:pPr>
+        <w:shd w:val="clear" w:fill="FFF4D6"/>
+      </w:pPr>
+      <w:r>
+        <w:rPr>
+          <w:b w:val="0"/>
+          <w:sz w:val="21"/>
+        </w:rPr>
+        <w:t>Le prof voit la colonne avec ton label (ex. « fabrice ») dans sa matrice. L'email Juice Shop n'est jamais affiche en TD standard. Tu peux mettre eleve@juicelab.local ou n'importe quoi.</w:t>
       </w:r>
     </w:p>
     <w:p>

--- a/docs/GUIDE-INSTALL-ELEVE.docx
+++ b/docs/GUIDE-INSTALL-ELEVE.docx
@@ -825,7 +825,7 @@
           <w:b w:val="0"/>
           <w:sz w:val="21"/>
         </w:rPr>
-        <w:t>Le prof voit la colonne avec ton label (ex. « fabrice ») dans sa matrice. L'email Juice Shop n'est jamais affiche en TD standard. Tu peux mettre eleve@juicelab.local ou n'importe quoi.</w:t>
+        <w:t>Le prof voit la colonne avec ton label (ex. « fabrice ») dans sa matrice. L'email Juice Shop n'est jamais affiche en TD standard. Tu peux mettre fabrice@juicelab.local ou n'importe quelle adresse fictive : Juice Shop exige le format email (x@y.z) mais ne verifie pas que l'adresse existe.</w:t>
       </w:r>
     </w:p>
     <w:p>

--- a/docs/GUIDE-INSTALL-ELEVE.docx
+++ b/docs/GUIDE-INSTALL-ELEVE.docx
@@ -825,7 +825,7 @@
           <w:b w:val="0"/>
           <w:sz w:val="21"/>
         </w:rPr>
-        <w:t>Le prof voit la colonne avec ton label (ex. « fabrice ») dans sa matrice. L'email Juice Shop n'est jamais affiche en TD standard. Tu peux mettre fabrice@juicelab.local ou n'importe quelle adresse fictive : Juice Shop exige le format email (x@y.z) mais ne verifie pas que l'adresse existe.</w:t>
+        <w:t>Le prof voit la colonne avec ton label (ex. « fabrice ») dans sa matrice. L'email Juice Shop n'est jamais affiche en TD standard. Deux options : (1) email fictif type fabrice@juicelab.local — format x@y.z requis, adresse non verifiee. (2) Login Google : le bouton fonctionne sur 127.0.0.1:3000 grace au proxy OWASP (local3000.owasp-juice.shop) qui redirige le callback OAuth vers localhost.</w:t>
       </w:r>
     </w:p>
     <w:p>

--- a/docs/GUIDE-INSTALL-ELEVE.docx
+++ b/docs/GUIDE-INSTALL-ELEVE.docx
@@ -43,6 +43,58 @@
     <w:p>
       <w:r>
         <w:t>JuiceLab fait tourner OWASP Juice Shop (la plateforme du TD) sur ton propre poste. Pendant que tu joues, ton poste envoie ta progression au dashboard du professeur, qui suit toute la cohorte en temps reel. Tu n'ouvres jamais le dashboard toi-meme.</w:t>
+      </w:r>
+    </w:p>
+    <w:p>
+      <w:pPr>
+        <w:jc w:val="center"/>
+      </w:pPr>
+      <w:r>
+        <w:drawing>
+          <wp:inline xmlns:a="http://schemas.openxmlformats.org/drawingml/2006/main" xmlns:pic="http://schemas.openxmlformats.org/drawingml/2006/picture">
+            <wp:extent cx="5669280" cy="10011707"/>
+            <wp:docPr id="1" name="Picture 1"/>
+            <wp:cNvGraphicFramePr>
+              <a:graphicFrameLocks noChangeAspect="1"/>
+            </wp:cNvGraphicFramePr>
+            <a:graphic>
+              <a:graphicData uri="http://schemas.openxmlformats.org/drawingml/2006/picture">
+                <pic:pic>
+                  <pic:nvPicPr>
+                    <pic:cNvPr id="0" name="scenario4.png"/>
+                    <pic:cNvPicPr/>
+                  </pic:nvPicPr>
+                  <pic:blipFill>
+                    <a:blip r:embed="rId9"/>
+                    <a:stretch>
+                      <a:fillRect/>
+                    </a:stretch>
+                  </pic:blipFill>
+                  <pic:spPr>
+                    <a:xfrm>
+                      <a:off x="0" y="0"/>
+                      <a:ext cx="5669280" cy="10011707"/>
+                    </a:xfrm>
+                    <a:prstGeom prst="rect"/>
+                  </pic:spPr>
+                </pic:pic>
+              </a:graphicData>
+            </a:graphic>
+          </wp:inline>
+        </w:drawing>
+      </w:r>
+    </w:p>
+    <w:p>
+      <w:pPr>
+        <w:jc w:val="center"/>
+      </w:pPr>
+      <w:r>
+        <w:rPr>
+          <w:i/>
+          <w:color w:val="222222"/>
+          <w:sz w:val="18"/>
+        </w:rPr>
+        <w:t>Ton poste pousse ses events vers le dashboard du prof (scenario 4).</w:t>
       </w:r>
     </w:p>
     <w:p>
@@ -653,6 +705,58 @@
       </w:pPr>
       <w:r>
         <w:t>Tu dois voir le parcours TD JuiceLab. Le score-board OWASP est sur http://127.0.0.1:3000/#/score-board.</w:t>
+      </w:r>
+    </w:p>
+    <w:p>
+      <w:pPr>
+        <w:jc w:val="center"/>
+      </w:pPr>
+      <w:r>
+        <w:drawing>
+          <wp:inline xmlns:a="http://schemas.openxmlformats.org/drawingml/2006/main" xmlns:pic="http://schemas.openxmlformats.org/drawingml/2006/picture">
+            <wp:extent cx="5669280" cy="3830595"/>
+            <wp:docPr id="2" name="Picture 2"/>
+            <wp:cNvGraphicFramePr>
+              <a:graphicFrameLocks noChangeAspect="1"/>
+            </wp:cNvGraphicFramePr>
+            <a:graphic>
+              <a:graphicData uri="http://schemas.openxmlformats.org/drawingml/2006/picture">
+                <pic:pic>
+                  <pic:nvPicPr>
+                    <pic:cNvPr id="0" name="student-overlay.png"/>
+                    <pic:cNvPicPr/>
+                  </pic:nvPicPr>
+                  <pic:blipFill>
+                    <a:blip r:embed="rId10"/>
+                    <a:stretch>
+                      <a:fillRect/>
+                    </a:stretch>
+                  </pic:blipFill>
+                  <pic:spPr>
+                    <a:xfrm>
+                      <a:off x="0" y="0"/>
+                      <a:ext cx="5669280" cy="3830595"/>
+                    </a:xfrm>
+                    <a:prstGeom prst="rect"/>
+                  </pic:spPr>
+                </pic:pic>
+              </a:graphicData>
+            </a:graphic>
+          </wp:inline>
+        </w:drawing>
+      </w:r>
+    </w:p>
+    <w:p>
+      <w:pPr>
+        <w:jc w:val="center"/>
+      </w:pPr>
+      <w:r>
+        <w:rPr>
+          <w:i/>
+          <w:color w:val="222222"/>
+          <w:sz w:val="18"/>
+        </w:rPr>
+        <w:t>Panneau Coach pedagogique cote eleve (briefing, indices gradues, quiz, badges).</w:t>
       </w:r>
     </w:p>
     <w:p>

--- a/docs/GUIDE-INSTALL-ELEVE.docx
+++ b/docs/GUIDE-INSTALL-ELEVE.docx
@@ -202,7 +202,7 @@
               <w:rPr>
                 <w:sz w:val="20"/>
               </w:rPr>
-              <w:t>192.168.1.10</w:t>
+              <w:t>187.124.39.123</w:t>
             </w:r>
           </w:p>
         </w:tc>
@@ -246,7 +246,7 @@
               <w:rPr>
                 <w:sz w:val="20"/>
               </w:rPr>
-              <w:t>M2-IA-2026</w:t>
+              <w:t>JUICELAB-JUIN-2026</w:t>
             </w:r>
           </w:p>
         </w:tc>
@@ -531,13 +531,25 @@
           <w:rFonts w:ascii="Consolas" w:hAnsi="Consolas"/>
           <w:sz w:val="19"/>
         </w:rPr>
-        <w:t>.\scripts\install-student.ps1 -Dashboard 192.168.1.10 -Label amelie -Cohort M2-IA-2026</w:t>
+        <w:t>.\scripts\install-student.ps1 -Dashboard 187.124.39.123 -Label amelie -Cohort JUICELAB-JUIN-2026</w:t>
       </w:r>
     </w:p>
     <w:p>
       <w:pPr>
         <w:spacing w:after="80"/>
       </w:pPr>
+    </w:p>
+    <w:p>
+      <w:pPr>
+        <w:shd w:val="clear" w:fill="FFF4D6"/>
+      </w:pPr>
+      <w:r>
+        <w:rPr>
+          <w:b w:val="0"/>
+          <w:sz w:val="21"/>
+        </w:rPr>
+        <w:t>IMPORTANT : garde TOUJOURS -Dashboard 187.124.39.123. Sans ce parametre, le script installe en plus un dashboard local isole sur ton poste et le prof ne voit pas ta progression. Le -Label &lt;prenom&gt; affiche ton nom dans la matrice du prof (sinon tu apparais en code technique).</w:t>
+      </w:r>
     </w:p>
     <w:p>
       <w:pPr>
@@ -613,13 +625,25 @@
           <w:rFonts w:ascii="Consolas" w:hAnsi="Consolas"/>
           <w:sz w:val="19"/>
         </w:rPr>
-        <w:t>./scripts/install-student.sh -d 192.168.1.10 -l amelie -c M2-IA-2026</w:t>
+        <w:t>./scripts/install-student.sh -d 187.124.39.123 -l amelie -c JUICELAB-JUIN-2026</w:t>
       </w:r>
     </w:p>
     <w:p>
       <w:pPr>
         <w:spacing w:after="80"/>
       </w:pPr>
+    </w:p>
+    <w:p>
+      <w:pPr>
+        <w:shd w:val="clear" w:fill="FFF4D6"/>
+      </w:pPr>
+      <w:r>
+        <w:rPr>
+          <w:b w:val="0"/>
+          <w:sz w:val="21"/>
+        </w:rPr>
+        <w:t>IMPORTANT : garde TOUJOURS -d 187.124.39.123. Sans ce parametre, le script installe en plus un dashboard local isole sur ton poste et le prof ne voit pas ta progression. Le -l &lt;prenom&gt; affiche ton nom dans la matrice du prof (sinon tu apparais en code technique).</w:t>
+      </w:r>
     </w:p>
     <w:p>
       <w:pPr>
@@ -937,7 +961,64 @@
         <w:pStyle w:val="Heading1"/>
       </w:pPr>
       <w:r>
-        <w:t>7. Depannage</w:t>
+        <w:t>7. Valider un flag de challenge (bonus +10)</w:t>
+      </w:r>
+    </w:p>
+    <w:p>
+      <w:r>
+        <w:t>Certains challenges OWASP affichent un flag (chaine de 40 caracteres hexadecimaux) quand tu les resous en mode CTF. Le valider rapporte 10 points bonus visibles dans la matrice du prof. Tu n'as AUCUN secret a configurer : tout est deja integre cote serveur.</w:t>
+      </w:r>
+    </w:p>
+    <w:p>
+      <w:pPr>
+        <w:pStyle w:val="ListNumber"/>
+      </w:pPr>
+      <w:r>
+        <w:t>Resous un challenge dans Juice Shop : une notification affiche le flag.</w:t>
+      </w:r>
+    </w:p>
+    <w:p>
+      <w:pPr>
+        <w:pStyle w:val="ListNumber"/>
+      </w:pPr>
+      <w:r>
+        <w:t>Copie ce flag (les 40 caracteres hex).</w:t>
+      </w:r>
+    </w:p>
+    <w:p>
+      <w:pPr>
+        <w:pStyle w:val="ListNumber"/>
+      </w:pPr>
+      <w:r>
+        <w:t>Dans le panneau JuiceLab du challenge, colle-le dans le champ flag puis clique « Verifier le flag ».</w:t>
+      </w:r>
+    </w:p>
+    <w:p>
+      <w:pPr>
+        <w:pStyle w:val="ListNumber"/>
+      </w:pPr>
+      <w:r>
+        <w:t>Si le flag est correct : badge « flag +10 » + 10 points bonus chez le prof.</w:t>
+      </w:r>
+    </w:p>
+    <w:p>
+      <w:pPr>
+        <w:shd w:val="clear" w:fill="FFF4D6"/>
+      </w:pPr>
+      <w:r>
+        <w:rPr>
+          <w:b w:val="0"/>
+          <w:sz w:val="21"/>
+        </w:rPr>
+        <w:t>Le flag ne marche pas alors que tu l'as copie exactement ? Previens le prof : la cle de verification (JUICESHOP_CTF_SECRET) est reglee sur SON dashboard, pas sur ton poste. Toi tu n'as rien a faire de ce cote.</w:t>
+      </w:r>
+    </w:p>
+    <w:p>
+      <w:pPr>
+        <w:pStyle w:val="Heading1"/>
+      </w:pPr>
+      <w:r>
+        <w:t>8. Depannage</w:t>
       </w:r>
     </w:p>
     <w:tbl>
@@ -1103,7 +1184,7 @@
               <w:rPr>
                 <w:sz w:val="20"/>
               </w:rPr>
-              <w:t>Verifie que tu as bien passe -d / -Dashboard avec la bonne IP et la meme cohorte (M2-IA-2026) que la classe.</w:t>
+              <w:t>Verifie que tu as bien passe -d / -Dashboard avec la bonne IP et la meme cohorte (JUICELAB-JUIN-2026) que la classe.</w:t>
             </w:r>
           </w:p>
         </w:tc>
@@ -1114,7 +1195,7 @@
         <w:pStyle w:val="Heading1"/>
       </w:pPr>
       <w:r>
-        <w:t>8. Arreter / nettoyer</w:t>
+        <w:t>9. Arreter / nettoyer</w:t>
       </w:r>
     </w:p>
     <w:p>
